--- a/S01/Slides-S01.docx
+++ b/S01/Slides-S01.docx
@@ -2,7 +2,7 @@
 <file path=word/document.xml><?xml version="1.0" encoding="utf-8"?>
 <w:document xmlns:w="http://schemas.openxmlformats.org/wordprocessingml/2006/main" xmlns:m="http://schemas.openxmlformats.org/officeDocument/2006/math" xmlns:r="http://schemas.openxmlformats.org/officeDocument/2006/relationships" xmlns:o="urn:schemas-microsoft-com:office:office" xmlns:v="urn:schemas-microsoft-com:vml" xmlns:w10="urn:schemas-microsoft-com:office:word" xmlns:a="http://schemas.openxmlformats.org/drawingml/2006/main" xmlns:pic="http://schemas.openxmlformats.org/drawingml/2006/picture" xmlns:wp="http://schemas.openxmlformats.org/drawingml/2006/wordprocessingDrawing">
   <w:body>
-    <w:bookmarkStart w:id="13" w:name="X0280608df62efe3fdea89faf6e15b66bb88e37b"/>
+    <w:bookmarkStart w:id="14" w:name="X0280608df62efe3fdea89faf6e15b66bb88e37b"/>
     <w:p>
       <w:pPr>
         <w:pStyle w:val="Heading1"/>
@@ -42,7 +42,21 @@
         <w:t xml:space="preserve"> </w:t>
       </w:r>
       <w:r>
-        <w:t xml:space="preserve">Nguyễn An Khương (Khoa Khoa học &amp; Kỹ thuật Máy tính, Trường ĐHBK Tp. HCM)</w:t>
+        <w:t xml:space="preserve">Nguyễn An Khương (Khoa Khoa học &amp; Kỹ thuật Máy tính, Trường ĐHBK Tp. HCM ·</w:t>
+      </w:r>
+      <w:r>
+        <w:t xml:space="preserve"> </w:t>
+      </w:r>
+      <w:hyperlink r:id="rId9">
+        <w:r>
+          <w:rPr>
+            <w:rStyle w:val="Hyperlink"/>
+          </w:rPr>
+          <w:t xml:space="preserve">ORCID: 0000-0002-9910-6387</w:t>
+        </w:r>
+      </w:hyperlink>
+      <w:r>
+        <w:t xml:space="preserve">)</w:t>
       </w:r>
       <w:r>
         <w:br/>
@@ -68,7 +82,7 @@
         </w:pict>
       </w:r>
     </w:p>
-    <w:bookmarkStart w:id="9" w:name="Xaf6a15cfe626a6d9fcac636a8c5789a53fb8fe8"/>
+    <w:bookmarkStart w:id="10" w:name="Xaf6a15cfe626a6d9fcac636a8c5789a53fb8fe8"/>
     <w:p>
       <w:pPr>
         <w:pStyle w:val="Heading2"/>
@@ -176,8 +190,8 @@
         </w:pict>
       </w:r>
     </w:p>
-    <w:bookmarkEnd w:id="9"/>
-    <w:bookmarkStart w:id="10" w:name="X70046fe8fce84021d7838d9f1612463de358587"/>
+    <w:bookmarkEnd w:id="10"/>
+    <w:bookmarkStart w:id="11" w:name="X70046fe8fce84021d7838d9f1612463de358587"/>
     <w:p>
       <w:pPr>
         <w:pStyle w:val="Heading2"/>
@@ -306,8 +320,8 @@
         </w:pict>
       </w:r>
     </w:p>
-    <w:bookmarkEnd w:id="10"/>
-    <w:bookmarkStart w:id="11" w:name="Xd42401c5bd1735175e910c6a6ee316c3e91c22b"/>
+    <w:bookmarkEnd w:id="11"/>
+    <w:bookmarkStart w:id="12" w:name="Xd42401c5bd1735175e910c6a6ee316c3e91c22b"/>
     <w:p>
       <w:pPr>
         <w:pStyle w:val="Heading2"/>
@@ -391,8 +405,8 @@
         </w:pict>
       </w:r>
     </w:p>
-    <w:bookmarkEnd w:id="11"/>
-    <w:bookmarkStart w:id="12" w:name="slide-4-yêu-cầu-nghiên-cứu-chuẩn-mực"/>
+    <w:bookmarkEnd w:id="12"/>
+    <w:bookmarkStart w:id="13" w:name="slide-4-yêu-cầu-nghiên-cứu-chuẩn-mực"/>
     <w:p>
       <w:pPr>
         <w:pStyle w:val="Heading2"/>
@@ -497,8 +511,8 @@
         <w:t xml:space="preserve">Chuẩn mật mã hậu lượng tử ML-KEM và ML-DSA.</w:t>
       </w:r>
     </w:p>
-    <w:bookmarkEnd w:id="12"/>
     <w:bookmarkEnd w:id="13"/>
+    <w:bookmarkEnd w:id="14"/>
     <w:sectPr>
       <w:footnotePr>
         <w:numRestart w:val="eachSect"/>
